--- a/VPC/VPC-running-notes.docx
+++ b/VPC/VPC-running-notes.docx
@@ -530,6 +530,7 @@
     <w:p>
       <w:pPr>
         <w:numPr>
+          <w:ilvl w:val="0"/>
           <w:numId w:val="0"/>
         </w:numPr>
         <w:ind w:leftChars="0"/>
@@ -544,6 +545,7 @@
     <w:p>
       <w:pPr>
         <w:numPr>
+          <w:ilvl w:val="0"/>
           <w:numId w:val="0"/>
         </w:numPr>
         <w:ind w:leftChars="0"/>
@@ -591,6 +593,7 @@
     <w:p>
       <w:pPr>
         <w:numPr>
+          <w:ilvl w:val="0"/>
           <w:numId w:val="0"/>
         </w:numPr>
         <w:ind w:leftChars="0"/>
@@ -605,6 +608,7 @@
     <w:p>
       <w:pPr>
         <w:numPr>
+          <w:ilvl w:val="0"/>
           <w:numId w:val="0"/>
         </w:numPr>
         <w:ind w:leftChars="0"/>
@@ -830,7 +834,16 @@
           <w:bCs w:val="0"/>
           <w:lang w:val="en-US"/>
         </w:rPr>
-        <w:t>Now Add one more rule</w:t>
+        <w:t>Now Add one more rule (</w:t>
+      </w:r>
+      <w:r>
+        <w:rPr>
+          <w:rFonts w:hint="default" w:ascii="Times New Roman" w:hAnsi="Times New Roman"/>
+          <w:b/>
+          <w:bCs/>
+          <w:lang w:val="en-US"/>
+        </w:rPr>
+        <w:t>rule number 200</w:t>
       </w:r>
       <w:r>
         <w:rPr>
@@ -839,16 +852,16 @@
           <w:bCs w:val="0"/>
           <w:lang w:val="en-US"/>
         </w:rPr>
-        <w:t xml:space="preserve"> (</w:t>
-      </w:r>
-      <w:r>
-        <w:rPr>
-          <w:rFonts w:hint="default" w:ascii="Times New Roman" w:hAnsi="Times New Roman"/>
-          <w:b/>
-          <w:bCs/>
-          <w:lang w:val="en-US"/>
-        </w:rPr>
-        <w:t>rule number 200</w:t>
+        <w:t xml:space="preserve">) blocking port 8000 -&gt; still traffic on 8000 is allowed. As the the lowest rule number comes first i.e. </w:t>
+      </w:r>
+      <w:r>
+        <w:rPr>
+          <w:rFonts w:hint="default" w:ascii="Times New Roman" w:hAnsi="Times New Roman"/>
+          <w:b/>
+          <w:bCs/>
+          <w:lang w:val="en-US"/>
+        </w:rPr>
+        <w:t>100</w:t>
       </w:r>
       <w:r>
         <w:rPr>
@@ -857,33 +870,6 @@
           <w:bCs w:val="0"/>
           <w:lang w:val="en-US"/>
         </w:rPr>
-        <w:t>)</w:t>
-      </w:r>
-      <w:r>
-        <w:rPr>
-          <w:rFonts w:hint="default" w:ascii="Times New Roman" w:hAnsi="Times New Roman"/>
-          <w:b w:val="0"/>
-          <w:bCs w:val="0"/>
-          <w:lang w:val="en-US"/>
-        </w:rPr>
-        <w:t xml:space="preserve"> blocking port 8000 -&gt; still traffic on 8000 is allowed. As the the lowest rule number comes first i.e. </w:t>
-      </w:r>
-      <w:r>
-        <w:rPr>
-          <w:rFonts w:hint="default" w:ascii="Times New Roman" w:hAnsi="Times New Roman"/>
-          <w:b/>
-          <w:bCs/>
-          <w:lang w:val="en-US"/>
-        </w:rPr>
-        <w:t>100</w:t>
-      </w:r>
-      <w:r>
-        <w:rPr>
-          <w:rFonts w:hint="default" w:ascii="Times New Roman" w:hAnsi="Times New Roman"/>
-          <w:b w:val="0"/>
-          <w:bCs w:val="0"/>
-          <w:lang w:val="en-US"/>
-        </w:rPr>
         <w:t>.</w:t>
       </w:r>
     </w:p>
@@ -934,12 +920,646 @@
         </w:rPr>
         <w:t>We can also allow or deny specific IP ranges using these rules.</w:t>
       </w:r>
+    </w:p>
+    <w:p>
+      <w:pPr>
+        <w:numPr>
+          <w:numId w:val="0"/>
+        </w:numPr>
+        <w:tabs>
+          <w:tab w:val="left" w:pos="420"/>
+        </w:tabs>
+        <w:spacing w:after="160" w:line="278" w:lineRule="auto"/>
+        <w:rPr>
+          <w:rFonts w:hint="default" w:ascii="Times New Roman" w:hAnsi="Times New Roman"/>
+          <w:b/>
+          <w:bCs/>
+          <w:lang w:val="en-US"/>
+        </w:rPr>
+      </w:pPr>
+    </w:p>
+    <w:p>
+      <w:pPr>
+        <w:numPr>
+          <w:numId w:val="0"/>
+        </w:numPr>
+        <w:tabs>
+          <w:tab w:val="left" w:pos="420"/>
+        </w:tabs>
+        <w:spacing w:after="160" w:line="278" w:lineRule="auto"/>
+        <w:rPr>
+          <w:rFonts w:hint="default" w:ascii="Times New Roman" w:hAnsi="Times New Roman"/>
+          <w:b/>
+          <w:bCs/>
+          <w:lang w:val="en-US"/>
+        </w:rPr>
+      </w:pPr>
+    </w:p>
+    <w:p>
+      <w:pPr>
+        <w:numPr>
+          <w:numId w:val="0"/>
+        </w:numPr>
+        <w:tabs>
+          <w:tab w:val="left" w:pos="420"/>
+        </w:tabs>
+        <w:spacing w:after="160" w:line="278" w:lineRule="auto"/>
+        <w:rPr>
+          <w:rFonts w:hint="default" w:ascii="Times New Roman" w:hAnsi="Times New Roman"/>
+          <w:b/>
+          <w:bCs/>
+          <w:lang w:val="en-US"/>
+        </w:rPr>
+      </w:pPr>
+    </w:p>
+    <w:p>
+      <w:pPr>
+        <w:numPr>
+          <w:numId w:val="0"/>
+        </w:numPr>
+        <w:tabs>
+          <w:tab w:val="left" w:pos="420"/>
+        </w:tabs>
+        <w:spacing w:after="160" w:line="278" w:lineRule="auto"/>
+        <w:rPr>
+          <w:rFonts w:hint="default" w:ascii="Times New Roman" w:hAnsi="Times New Roman"/>
+          <w:b/>
+          <w:bCs/>
+          <w:lang w:val="en-US"/>
+        </w:rPr>
+      </w:pPr>
+    </w:p>
+    <w:p>
+      <w:pPr>
+        <w:numPr>
+          <w:numId w:val="0"/>
+        </w:numPr>
+        <w:tabs>
+          <w:tab w:val="left" w:pos="420"/>
+        </w:tabs>
+        <w:spacing w:after="160" w:line="278" w:lineRule="auto"/>
+        <w:rPr>
+          <w:rFonts w:hint="default" w:ascii="Times New Roman" w:hAnsi="Times New Roman"/>
+          <w:b/>
+          <w:bCs/>
+          <w:lang w:val="en-US"/>
+        </w:rPr>
+      </w:pPr>
+    </w:p>
+    <w:p>
+      <w:pPr>
+        <w:numPr>
+          <w:numId w:val="0"/>
+        </w:numPr>
+        <w:tabs>
+          <w:tab w:val="left" w:pos="420"/>
+        </w:tabs>
+        <w:spacing w:after="160" w:line="278" w:lineRule="auto"/>
+        <w:rPr>
+          <w:rFonts w:hint="default" w:ascii="Times New Roman" w:hAnsi="Times New Roman"/>
+          <w:b/>
+          <w:bCs/>
+          <w:lang w:val="en-US"/>
+        </w:rPr>
+      </w:pPr>
+    </w:p>
+    <w:p>
+      <w:pPr>
+        <w:numPr>
+          <w:numId w:val="0"/>
+        </w:numPr>
+        <w:tabs>
+          <w:tab w:val="left" w:pos="420"/>
+        </w:tabs>
+        <w:spacing w:after="160" w:line="278" w:lineRule="auto"/>
+        <w:rPr>
+          <w:rFonts w:hint="default" w:ascii="Times New Roman" w:hAnsi="Times New Roman"/>
+          <w:b/>
+          <w:bCs/>
+          <w:lang w:val="en-US"/>
+        </w:rPr>
+      </w:pPr>
+    </w:p>
+    <w:p>
+      <w:pPr>
+        <w:numPr>
+          <w:numId w:val="0"/>
+        </w:numPr>
+        <w:tabs>
+          <w:tab w:val="left" w:pos="420"/>
+        </w:tabs>
+        <w:spacing w:after="160" w:line="278" w:lineRule="auto"/>
+        <w:rPr>
+          <w:rFonts w:hint="default" w:ascii="Times New Roman" w:hAnsi="Times New Roman"/>
+          <w:b/>
+          <w:bCs/>
+          <w:lang w:val="en-US"/>
+        </w:rPr>
+      </w:pPr>
       <w:bookmarkStart w:id="0" w:name="_GoBack"/>
       <w:bookmarkEnd w:id="0"/>
     </w:p>
     <w:p>
       <w:pPr>
         <w:numPr>
+          <w:numId w:val="0"/>
+        </w:numPr>
+        <w:tabs>
+          <w:tab w:val="left" w:pos="420"/>
+        </w:tabs>
+        <w:spacing w:after="160" w:line="278" w:lineRule="auto"/>
+        <w:rPr>
+          <w:rFonts w:hint="default" w:ascii="Times New Roman" w:hAnsi="Times New Roman"/>
+          <w:b/>
+          <w:bCs/>
+          <w:lang w:val="en-IN"/>
+        </w:rPr>
+      </w:pPr>
+      <w:r>
+        <w:rPr>
+          <w:rFonts w:hint="default" w:ascii="Times New Roman" w:hAnsi="Times New Roman"/>
+          <w:b/>
+          <w:bCs/>
+          <w:lang w:val="en-IN"/>
+        </w:rPr>
+        <w:t>NOTE:</w:t>
+      </w:r>
+    </w:p>
+    <w:p>
+      <w:pPr>
+        <w:keepNext w:val="0"/>
+        <w:keepLines w:val="0"/>
+        <w:widowControl/>
+        <w:suppressLineNumbers w:val="0"/>
+        <w:spacing w:before="0" w:beforeAutospacing="0" w:after="160" w:afterAutospacing="0" w:line="276" w:lineRule="auto"/>
+        <w:ind w:left="0" w:right="0"/>
+        <w:jc w:val="left"/>
+        <w:rPr>
+          <w:rFonts w:hint="default" w:ascii="Times New Roman" w:hAnsi="Times New Roman" w:cs="Times New Roman"/>
+          <w:b/>
+          <w:bCs/>
+          <w:color w:val="000000"/>
+          <w:sz w:val="28"/>
+          <w:szCs w:val="28"/>
+          <w:lang w:val="en-US"/>
+        </w:rPr>
+      </w:pPr>
+      <w:r>
+        <w:rPr>
+          <w:rFonts w:hint="default" w:ascii="Times New Roman" w:hAnsi="Times New Roman" w:eastAsia="Calibri" w:cs="Times New Roman"/>
+          <w:b/>
+          <w:bCs/>
+          <w:color w:val="000000"/>
+          <w:kern w:val="2"/>
+          <w:sz w:val="28"/>
+          <w:szCs w:val="28"/>
+          <w:lang w:val="en-US" w:eastAsia="zh-CN" w:bidi="ar"/>
+          <w14:ligatures w14:val="standardContextual"/>
+        </w:rPr>
+        <w:t xml:space="preserve">Inbound vs Outbound Traffic </w:t>
+      </w:r>
+    </w:p>
+    <w:p>
+      <w:pPr>
+        <w:keepNext w:val="0"/>
+        <w:keepLines w:val="0"/>
+        <w:widowControl/>
+        <w:numPr>
+          <w:ilvl w:val="0"/>
+          <w:numId w:val="4"/>
+        </w:numPr>
+        <w:suppressLineNumbers w:val="0"/>
+        <w:spacing w:before="0" w:beforeAutospacing="0" w:after="160" w:afterAutospacing="0" w:line="276" w:lineRule="auto"/>
+        <w:ind w:left="720" w:right="0" w:hanging="360"/>
+        <w:rPr>
+          <w:rFonts w:hint="default" w:ascii="Times New Roman" w:hAnsi="Times New Roman" w:eastAsia="Calibri" w:cs="Times New Roman"/>
+          <w:color w:val="000000"/>
+          <w:kern w:val="2"/>
+          <w:sz w:val="24"/>
+          <w:szCs w:val="24"/>
+          <w:lang w:val="en-US" w:eastAsia="en-US"/>
+        </w:rPr>
+      </w:pPr>
+      <w:r>
+        <w:rPr>
+          <w:rFonts w:hint="default" w:ascii="Times New Roman" w:hAnsi="Times New Roman" w:eastAsia="Calibri" w:cs="Times New Roman"/>
+          <w:b/>
+          <w:bCs/>
+          <w:color w:val="000000"/>
+          <w:kern w:val="2"/>
+          <w:sz w:val="24"/>
+          <w:szCs w:val="24"/>
+          <w:lang w:val="en-US" w:eastAsia="en-US"/>
+        </w:rPr>
+        <w:t>Outbound traffic</w:t>
+      </w:r>
+      <w:r>
+        <w:rPr>
+          <w:rFonts w:hint="default" w:ascii="Times New Roman" w:hAnsi="Times New Roman" w:eastAsia="Calibri" w:cs="Times New Roman"/>
+          <w:color w:val="000000"/>
+          <w:kern w:val="2"/>
+          <w:sz w:val="24"/>
+          <w:szCs w:val="24"/>
+          <w:lang w:val="en-US" w:eastAsia="en-US"/>
+        </w:rPr>
+        <w:t>:</w:t>
+      </w:r>
+      <w:r>
+        <w:rPr>
+          <w:rFonts w:hint="default" w:ascii="Times New Roman" w:hAnsi="Times New Roman" w:eastAsia="Calibri" w:cs="Times New Roman"/>
+          <w:color w:val="000000"/>
+          <w:kern w:val="2"/>
+          <w:sz w:val="24"/>
+          <w:szCs w:val="24"/>
+          <w:lang w:val="en-US" w:eastAsia="en-US"/>
+        </w:rPr>
+        <w:br w:type="textWrapping"/>
+      </w:r>
+      <w:r>
+        <w:rPr>
+          <w:rFonts w:hint="default" w:ascii="Times New Roman" w:hAnsi="Times New Roman" w:eastAsia="Calibri" w:cs="Times New Roman"/>
+          <w:color w:val="000000"/>
+          <w:kern w:val="2"/>
+          <w:sz w:val="24"/>
+          <w:szCs w:val="24"/>
+          <w:lang w:val="en-US" w:eastAsia="en-US"/>
+        </w:rPr>
+        <w:t xml:space="preserve">When the </w:t>
+      </w:r>
+      <w:r>
+        <w:rPr>
+          <w:rFonts w:hint="default" w:ascii="Times New Roman" w:hAnsi="Times New Roman" w:eastAsia="Calibri" w:cs="Times New Roman"/>
+          <w:b/>
+          <w:bCs/>
+          <w:color w:val="000000"/>
+          <w:kern w:val="2"/>
+          <w:sz w:val="24"/>
+          <w:szCs w:val="24"/>
+          <w:lang w:val="en-US" w:eastAsia="en-US"/>
+        </w:rPr>
+        <w:t>EC2 instance itself goes out to the internet</w:t>
+      </w:r>
+      <w:r>
+        <w:rPr>
+          <w:rFonts w:hint="default" w:ascii="Times New Roman" w:hAnsi="Times New Roman" w:eastAsia="Calibri" w:cs="Times New Roman"/>
+          <w:color w:val="000000"/>
+          <w:kern w:val="2"/>
+          <w:sz w:val="24"/>
+          <w:szCs w:val="24"/>
+          <w:lang w:val="en-US" w:eastAsia="en-US"/>
+        </w:rPr>
+        <w:t xml:space="preserve"> to get something.</w:t>
+      </w:r>
+      <w:r>
+        <w:rPr>
+          <w:rFonts w:hint="default" w:ascii="Times New Roman" w:hAnsi="Times New Roman" w:eastAsia="Calibri" w:cs="Times New Roman"/>
+          <w:color w:val="000000"/>
+          <w:kern w:val="2"/>
+          <w:sz w:val="24"/>
+          <w:szCs w:val="24"/>
+          <w:lang w:val="en-US" w:eastAsia="en-US"/>
+        </w:rPr>
+        <w:br w:type="textWrapping"/>
+      </w:r>
+      <w:r>
+        <w:rPr>
+          <w:rFonts w:hint="default" w:ascii="Times New Roman" w:hAnsi="Times New Roman" w:eastAsia="Calibri" w:cs="Times New Roman"/>
+          <w:color w:val="000000"/>
+          <w:kern w:val="2"/>
+          <w:sz w:val="24"/>
+          <w:szCs w:val="24"/>
+          <w:lang w:val="en-US" w:eastAsia="en-US"/>
+        </w:rPr>
+        <w:t>Example: EC2 downloading updates, software, or calling an external API.</w:t>
+      </w:r>
+    </w:p>
+    <w:p>
+      <w:pPr>
+        <w:keepNext w:val="0"/>
+        <w:keepLines w:val="0"/>
+        <w:widowControl/>
+        <w:numPr>
+          <w:ilvl w:val="0"/>
+          <w:numId w:val="4"/>
+        </w:numPr>
+        <w:suppressLineNumbers w:val="0"/>
+        <w:spacing w:before="0" w:beforeAutospacing="0" w:after="160" w:afterAutospacing="0" w:line="276" w:lineRule="auto"/>
+        <w:ind w:left="720" w:right="0" w:hanging="360"/>
+        <w:rPr>
+          <w:rFonts w:hint="default" w:ascii="Times New Roman" w:hAnsi="Times New Roman" w:eastAsia="Calibri" w:cs="Times New Roman"/>
+          <w:color w:val="000000"/>
+          <w:kern w:val="2"/>
+          <w:sz w:val="24"/>
+          <w:szCs w:val="24"/>
+          <w:lang w:val="en-US" w:eastAsia="en-US"/>
+        </w:rPr>
+      </w:pPr>
+      <w:r>
+        <w:rPr>
+          <w:rFonts w:hint="default" w:ascii="Times New Roman" w:hAnsi="Times New Roman" w:eastAsia="Calibri" w:cs="Times New Roman"/>
+          <w:b/>
+          <w:bCs/>
+          <w:color w:val="000000"/>
+          <w:kern w:val="2"/>
+          <w:sz w:val="24"/>
+          <w:szCs w:val="24"/>
+          <w:lang w:val="en-US" w:eastAsia="en-US"/>
+        </w:rPr>
+        <w:t>Inbound traffic</w:t>
+      </w:r>
+      <w:r>
+        <w:rPr>
+          <w:rFonts w:hint="default" w:ascii="Times New Roman" w:hAnsi="Times New Roman" w:eastAsia="Calibri" w:cs="Times New Roman"/>
+          <w:color w:val="000000"/>
+          <w:kern w:val="2"/>
+          <w:sz w:val="24"/>
+          <w:szCs w:val="24"/>
+          <w:lang w:val="en-US" w:eastAsia="en-US"/>
+        </w:rPr>
+        <w:t>:</w:t>
+      </w:r>
+      <w:r>
+        <w:rPr>
+          <w:rFonts w:hint="default" w:ascii="Times New Roman" w:hAnsi="Times New Roman" w:eastAsia="Calibri" w:cs="Times New Roman"/>
+          <w:color w:val="000000"/>
+          <w:kern w:val="2"/>
+          <w:sz w:val="24"/>
+          <w:szCs w:val="24"/>
+          <w:lang w:val="en-US" w:eastAsia="en-US"/>
+        </w:rPr>
+        <w:br w:type="textWrapping"/>
+      </w:r>
+      <w:r>
+        <w:rPr>
+          <w:rFonts w:hint="default" w:ascii="Times New Roman" w:hAnsi="Times New Roman" w:eastAsia="Calibri" w:cs="Times New Roman"/>
+          <w:color w:val="000000"/>
+          <w:kern w:val="2"/>
+          <w:sz w:val="24"/>
+          <w:szCs w:val="24"/>
+          <w:lang w:val="en-US" w:eastAsia="en-US"/>
+        </w:rPr>
+        <w:t xml:space="preserve">When </w:t>
+      </w:r>
+      <w:r>
+        <w:rPr>
+          <w:rFonts w:hint="default" w:ascii="Times New Roman" w:hAnsi="Times New Roman" w:eastAsia="Calibri" w:cs="Times New Roman"/>
+          <w:b/>
+          <w:bCs/>
+          <w:color w:val="000000"/>
+          <w:kern w:val="2"/>
+          <w:sz w:val="24"/>
+          <w:szCs w:val="24"/>
+          <w:lang w:val="en-US" w:eastAsia="en-US"/>
+        </w:rPr>
+        <w:t>someone on the internet tries to come into the EC2 instance</w:t>
+      </w:r>
+      <w:r>
+        <w:rPr>
+          <w:rFonts w:hint="default" w:ascii="Times New Roman" w:hAnsi="Times New Roman" w:eastAsia="Calibri" w:cs="Times New Roman"/>
+          <w:color w:val="000000"/>
+          <w:kern w:val="2"/>
+          <w:sz w:val="24"/>
+          <w:szCs w:val="24"/>
+          <w:lang w:val="en-US" w:eastAsia="en-US"/>
+        </w:rPr>
+        <w:t xml:space="preserve"> without the EC2 asking first.</w:t>
+      </w:r>
+      <w:r>
+        <w:rPr>
+          <w:rFonts w:hint="default" w:ascii="Times New Roman" w:hAnsi="Times New Roman" w:eastAsia="Calibri" w:cs="Times New Roman"/>
+          <w:color w:val="000000"/>
+          <w:kern w:val="2"/>
+          <w:sz w:val="24"/>
+          <w:szCs w:val="24"/>
+          <w:lang w:val="en-US" w:eastAsia="en-US"/>
+        </w:rPr>
+        <w:br w:type="textWrapping"/>
+      </w:r>
+      <w:r>
+        <w:rPr>
+          <w:rFonts w:hint="default" w:ascii="Times New Roman" w:hAnsi="Times New Roman" w:eastAsia="Calibri" w:cs="Times New Roman"/>
+          <w:color w:val="000000"/>
+          <w:kern w:val="2"/>
+          <w:sz w:val="24"/>
+          <w:szCs w:val="24"/>
+          <w:lang w:val="en-US" w:eastAsia="en-US"/>
+        </w:rPr>
+        <w:t>Example: Trying to SSH or access a private EC2 directly from the internet.</w:t>
+      </w:r>
+    </w:p>
+    <w:p>
+      <w:pPr>
+        <w:keepNext w:val="0"/>
+        <w:keepLines w:val="0"/>
+        <w:widowControl/>
+        <w:suppressLineNumbers w:val="0"/>
+        <w:spacing w:before="0" w:beforeAutospacing="0" w:after="160" w:afterAutospacing="0" w:line="276" w:lineRule="auto"/>
+        <w:ind w:left="0" w:right="0"/>
+        <w:jc w:val="left"/>
+        <w:rPr>
+          <w:rFonts w:hint="default" w:ascii="Times New Roman" w:hAnsi="Times New Roman" w:cs="Times New Roman"/>
+          <w:b/>
+          <w:bCs/>
+          <w:color w:val="000000"/>
+          <w:lang w:val="en-US"/>
+        </w:rPr>
+      </w:pPr>
+      <w:r>
+        <w:rPr>
+          <w:rFonts w:hint="default" w:ascii="Times New Roman" w:hAnsi="Times New Roman" w:eastAsia="Calibri" w:cs="Times New Roman"/>
+          <w:b/>
+          <w:bCs/>
+          <w:color w:val="000000"/>
+          <w:kern w:val="2"/>
+          <w:sz w:val="24"/>
+          <w:szCs w:val="24"/>
+          <w:lang w:val="en-US" w:eastAsia="zh-CN" w:bidi="ar"/>
+          <w14:ligatures w14:val="standardContextual"/>
+        </w:rPr>
+        <w:t xml:space="preserve">Key clarification </w:t>
+      </w:r>
+    </w:p>
+    <w:p>
+      <w:pPr>
+        <w:keepNext w:val="0"/>
+        <w:keepLines w:val="0"/>
+        <w:widowControl/>
+        <w:numPr>
+          <w:ilvl w:val="0"/>
+          <w:numId w:val="5"/>
+        </w:numPr>
+        <w:suppressLineNumbers w:val="0"/>
+        <w:spacing w:before="0" w:beforeAutospacing="0" w:after="160" w:afterAutospacing="0" w:line="276" w:lineRule="auto"/>
+        <w:ind w:left="720" w:right="0" w:hanging="360"/>
+        <w:rPr>
+          <w:rFonts w:hint="default" w:ascii="Times New Roman" w:hAnsi="Times New Roman" w:eastAsia="Calibri" w:cs="Times New Roman"/>
+          <w:color w:val="000000"/>
+          <w:kern w:val="2"/>
+          <w:sz w:val="24"/>
+          <w:szCs w:val="24"/>
+          <w:lang w:val="en-US" w:eastAsia="en-US"/>
+        </w:rPr>
+      </w:pPr>
+      <w:r>
+        <w:rPr>
+          <w:rFonts w:hint="default" w:ascii="Times New Roman" w:hAnsi="Times New Roman" w:eastAsia="Calibri" w:cs="Times New Roman"/>
+          <w:b/>
+          <w:bCs/>
+          <w:color w:val="000000"/>
+          <w:kern w:val="2"/>
+          <w:sz w:val="24"/>
+          <w:szCs w:val="24"/>
+          <w:lang w:val="en-US" w:eastAsia="en-US"/>
+        </w:rPr>
+        <w:t>Private subnet</w:t>
+      </w:r>
+      <w:r>
+        <w:rPr>
+          <w:rFonts w:hint="default" w:ascii="Times New Roman" w:hAnsi="Times New Roman" w:eastAsia="Calibri" w:cs="Times New Roman"/>
+          <w:color w:val="000000"/>
+          <w:kern w:val="2"/>
+          <w:sz w:val="24"/>
+          <w:szCs w:val="24"/>
+          <w:lang w:val="en-US" w:eastAsia="en-US"/>
+        </w:rPr>
+        <w:t>:</w:t>
+      </w:r>
+    </w:p>
+    <w:p>
+      <w:pPr>
+        <w:keepNext w:val="0"/>
+        <w:keepLines w:val="0"/>
+        <w:widowControl/>
+        <w:numPr>
+          <w:ilvl w:val="1"/>
+          <w:numId w:val="5"/>
+        </w:numPr>
+        <w:suppressLineNumbers w:val="0"/>
+        <w:spacing w:before="0" w:beforeAutospacing="0" w:after="160" w:afterAutospacing="0" w:line="276" w:lineRule="auto"/>
+        <w:ind w:left="1440" w:right="0" w:hanging="360"/>
+        <w:rPr>
+          <w:rFonts w:hint="default" w:ascii="Times New Roman" w:hAnsi="Times New Roman" w:eastAsia="Calibri" w:cs="Times New Roman"/>
+          <w:color w:val="000000"/>
+          <w:kern w:val="2"/>
+          <w:sz w:val="24"/>
+          <w:szCs w:val="24"/>
+          <w:lang w:val="en-US" w:eastAsia="en-US"/>
+        </w:rPr>
+      </w:pPr>
+      <w:r>
+        <w:rPr>
+          <w:rFonts w:hint="default" w:ascii="Times New Roman" w:hAnsi="Times New Roman" w:eastAsia="Calibri" w:cs="Times New Roman"/>
+          <w:color w:val="000000"/>
+          <w:kern w:val="2"/>
+          <w:sz w:val="24"/>
+          <w:szCs w:val="24"/>
+          <w:lang w:val="en-US" w:eastAsia="en-US"/>
+        </w:rPr>
+        <w:t xml:space="preserve">EC2 </w:t>
+      </w:r>
+      <w:r>
+        <w:rPr>
+          <w:rFonts w:hint="default" w:ascii="Times New Roman" w:hAnsi="Times New Roman" w:eastAsia="Calibri" w:cs="Times New Roman"/>
+          <w:b/>
+          <w:bCs/>
+          <w:color w:val="000000"/>
+          <w:kern w:val="2"/>
+          <w:sz w:val="24"/>
+          <w:szCs w:val="24"/>
+          <w:lang w:val="en-US" w:eastAsia="en-US"/>
+        </w:rPr>
+        <w:t>can go to the internet</w:t>
+      </w:r>
+      <w:r>
+        <w:rPr>
+          <w:rFonts w:hint="default" w:ascii="Times New Roman" w:hAnsi="Times New Roman" w:eastAsia="Calibri" w:cs="Times New Roman"/>
+          <w:color w:val="000000"/>
+          <w:kern w:val="2"/>
+          <w:sz w:val="24"/>
+          <w:szCs w:val="24"/>
+          <w:lang w:val="en-US" w:eastAsia="en-US"/>
+        </w:rPr>
+        <w:t xml:space="preserve"> (outbound)</w:t>
+      </w:r>
+    </w:p>
+    <w:p>
+      <w:pPr>
+        <w:keepNext w:val="0"/>
+        <w:keepLines w:val="0"/>
+        <w:widowControl/>
+        <w:numPr>
+          <w:ilvl w:val="1"/>
+          <w:numId w:val="5"/>
+        </w:numPr>
+        <w:suppressLineNumbers w:val="0"/>
+        <w:spacing w:before="0" w:beforeAutospacing="0" w:after="160" w:afterAutospacing="0" w:line="276" w:lineRule="auto"/>
+        <w:ind w:left="1440" w:right="0" w:hanging="360"/>
+        <w:rPr>
+          <w:rFonts w:hint="default" w:ascii="Times New Roman" w:hAnsi="Times New Roman" w:eastAsia="Calibri" w:cs="Times New Roman"/>
+          <w:color w:val="000000"/>
+          <w:kern w:val="2"/>
+          <w:sz w:val="24"/>
+          <w:szCs w:val="24"/>
+          <w:lang w:val="en-US" w:eastAsia="en-US"/>
+        </w:rPr>
+      </w:pPr>
+      <w:r>
+        <w:rPr>
+          <w:rFonts w:hint="default" w:ascii="Times New Roman" w:hAnsi="Times New Roman" w:eastAsia="Calibri" w:cs="Times New Roman"/>
+          <w:color w:val="000000"/>
+          <w:kern w:val="2"/>
+          <w:sz w:val="24"/>
+          <w:szCs w:val="24"/>
+          <w:lang w:val="en-US" w:eastAsia="en-US"/>
+        </w:rPr>
+        <w:t xml:space="preserve">Internet </w:t>
+      </w:r>
+      <w:r>
+        <w:rPr>
+          <w:rFonts w:hint="default" w:ascii="Times New Roman" w:hAnsi="Times New Roman" w:eastAsia="Calibri" w:cs="Times New Roman"/>
+          <w:b/>
+          <w:bCs/>
+          <w:color w:val="000000"/>
+          <w:kern w:val="2"/>
+          <w:sz w:val="24"/>
+          <w:szCs w:val="24"/>
+          <w:lang w:val="en-US" w:eastAsia="en-US"/>
+        </w:rPr>
+        <w:t>cannot come to the EC2 by itself</w:t>
+      </w:r>
+      <w:r>
+        <w:rPr>
+          <w:rFonts w:hint="default" w:ascii="Times New Roman" w:hAnsi="Times New Roman" w:eastAsia="Calibri" w:cs="Times New Roman"/>
+          <w:color w:val="000000"/>
+          <w:kern w:val="2"/>
+          <w:sz w:val="24"/>
+          <w:szCs w:val="24"/>
+          <w:lang w:val="en-US" w:eastAsia="en-US"/>
+        </w:rPr>
+        <w:t xml:space="preserve"> (inbound)</w:t>
+      </w:r>
+    </w:p>
+    <w:p>
+      <w:pPr>
+        <w:numPr>
+          <w:numId w:val="0"/>
+        </w:numPr>
+        <w:tabs>
+          <w:tab w:val="left" w:pos="420"/>
+        </w:tabs>
+        <w:spacing w:after="160" w:line="278" w:lineRule="auto"/>
+        <w:rPr>
+          <w:rFonts w:hint="default" w:ascii="Times New Roman" w:hAnsi="Times New Roman"/>
+          <w:b/>
+          <w:bCs/>
+          <w:lang w:val="en-IN"/>
+        </w:rPr>
+      </w:pPr>
+    </w:p>
+    <w:p>
+      <w:pPr>
+        <w:numPr>
+          <w:ilvl w:val="0"/>
           <w:numId w:val="0"/>
         </w:numPr>
         <w:spacing w:after="160" w:line="278" w:lineRule="auto"/>
@@ -1048,6 +1668,304 @@
 <file path=word/numbering.xml><?xml version="1.0" encoding="utf-8"?>
 <w:numbering xmlns:wpc="http://schemas.microsoft.com/office/word/2010/wordprocessingCanvas" xmlns:mc="http://schemas.openxmlformats.org/markup-compatibility/2006" xmlns:o="urn:schemas-microsoft-com:office:office" xmlns:r="http://schemas.openxmlformats.org/officeDocument/2006/relationships" xmlns:m="http://schemas.openxmlformats.org/officeDocument/2006/math" xmlns:v="urn:schemas-microsoft-com:vml" xmlns:wp14="http://schemas.microsoft.com/office/word/2010/wordprocessingDrawing" xmlns:wp="http://schemas.openxmlformats.org/drawingml/2006/wordprocessingDrawing" xmlns:w10="urn:schemas-microsoft-com:office:word" xmlns:w="http://schemas.openxmlformats.org/wordprocessingml/2006/main" xmlns:w14="http://schemas.microsoft.com/office/word/2010/wordml" xmlns:wpg="http://schemas.microsoft.com/office/word/2010/wordprocessingGroup" xmlns:wpi="http://schemas.microsoft.com/office/word/2010/wordprocessingInk" xmlns:wne="http://schemas.microsoft.com/office/word/2006/wordml" xmlns:wps="http://schemas.microsoft.com/office/word/2010/wordprocessingShape" xmlns:wpsCustomData="http://www.wps.cn/officeDocument/2013/wpsCustomData" mc:Ignorable="w14 wp14">
   <w:abstractNum w:abstractNumId="0">
+    <w:nsid w:val="007C1E3A"/>
+    <w:multiLevelType w:val="multilevel"/>
+    <w:tmpl w:val="007C1E3A"/>
+    <w:lvl w:ilvl="0" w:tentative="0">
+      <w:start w:val="1"/>
+      <w:numFmt w:val="bullet"/>
+      <w:lvlText w:val=""/>
+      <w:lvlJc w:val="left"/>
+      <w:pPr>
+        <w:tabs>
+          <w:tab w:val="left" w:pos="720"/>
+        </w:tabs>
+        <w:ind w:left="720" w:hanging="360"/>
+      </w:pPr>
+      <w:rPr>
+        <w:rFonts w:hint="default" w:ascii="Symbol" w:hAnsi="Symbol" w:cs="Symbol"/>
+        <w:sz w:val="20"/>
+      </w:rPr>
+    </w:lvl>
+    <w:lvl w:ilvl="1" w:tentative="0">
+      <w:start w:val="1"/>
+      <w:numFmt w:val="bullet"/>
+      <w:lvlText w:val="o"/>
+      <w:lvlJc w:val="left"/>
+      <w:pPr>
+        <w:tabs>
+          <w:tab w:val="left" w:pos="1440"/>
+        </w:tabs>
+        <w:ind w:left="1440" w:hanging="360"/>
+      </w:pPr>
+      <w:rPr>
+        <w:rFonts w:hint="default" w:ascii="Courier New" w:hAnsi="Courier New" w:cs="Times New Roman"/>
+        <w:sz w:val="20"/>
+      </w:rPr>
+    </w:lvl>
+    <w:lvl w:ilvl="2" w:tentative="0">
+      <w:start w:val="1"/>
+      <w:numFmt w:val="bullet"/>
+      <w:lvlText w:val=""/>
+      <w:lvlJc w:val="left"/>
+      <w:pPr>
+        <w:tabs>
+          <w:tab w:val="left" w:pos="2160"/>
+        </w:tabs>
+        <w:ind w:left="2160" w:hanging="360"/>
+      </w:pPr>
+      <w:rPr>
+        <w:rFonts w:hint="default" w:ascii="Wingdings" w:hAnsi="Wingdings" w:cs="Wingdings"/>
+        <w:sz w:val="20"/>
+      </w:rPr>
+    </w:lvl>
+    <w:lvl w:ilvl="3" w:tentative="0">
+      <w:start w:val="1"/>
+      <w:numFmt w:val="bullet"/>
+      <w:lvlText w:val=""/>
+      <w:lvlJc w:val="left"/>
+      <w:pPr>
+        <w:tabs>
+          <w:tab w:val="left" w:pos="2880"/>
+        </w:tabs>
+        <w:ind w:left="2880" w:hanging="360"/>
+      </w:pPr>
+      <w:rPr>
+        <w:rFonts w:hint="default" w:ascii="Wingdings" w:hAnsi="Wingdings" w:cs="Wingdings"/>
+        <w:sz w:val="20"/>
+      </w:rPr>
+    </w:lvl>
+    <w:lvl w:ilvl="4" w:tentative="0">
+      <w:start w:val="1"/>
+      <w:numFmt w:val="bullet"/>
+      <w:lvlText w:val=""/>
+      <w:lvlJc w:val="left"/>
+      <w:pPr>
+        <w:tabs>
+          <w:tab w:val="left" w:pos="3600"/>
+        </w:tabs>
+        <w:ind w:left="3600" w:hanging="360"/>
+      </w:pPr>
+      <w:rPr>
+        <w:rFonts w:hint="default" w:ascii="Wingdings" w:hAnsi="Wingdings" w:cs="Wingdings"/>
+        <w:sz w:val="20"/>
+      </w:rPr>
+    </w:lvl>
+    <w:lvl w:ilvl="5" w:tentative="0">
+      <w:start w:val="1"/>
+      <w:numFmt w:val="bullet"/>
+      <w:lvlText w:val=""/>
+      <w:lvlJc w:val="left"/>
+      <w:pPr>
+        <w:tabs>
+          <w:tab w:val="left" w:pos="4320"/>
+        </w:tabs>
+        <w:ind w:left="4320" w:hanging="360"/>
+      </w:pPr>
+      <w:rPr>
+        <w:rFonts w:hint="default" w:ascii="Wingdings" w:hAnsi="Wingdings" w:cs="Wingdings"/>
+        <w:sz w:val="20"/>
+      </w:rPr>
+    </w:lvl>
+    <w:lvl w:ilvl="6" w:tentative="0">
+      <w:start w:val="1"/>
+      <w:numFmt w:val="bullet"/>
+      <w:lvlText w:val=""/>
+      <w:lvlJc w:val="left"/>
+      <w:pPr>
+        <w:tabs>
+          <w:tab w:val="left" w:pos="5040"/>
+        </w:tabs>
+        <w:ind w:left="5040" w:hanging="360"/>
+      </w:pPr>
+      <w:rPr>
+        <w:rFonts w:hint="default" w:ascii="Wingdings" w:hAnsi="Wingdings" w:cs="Wingdings"/>
+        <w:sz w:val="20"/>
+      </w:rPr>
+    </w:lvl>
+    <w:lvl w:ilvl="7" w:tentative="0">
+      <w:start w:val="1"/>
+      <w:numFmt w:val="bullet"/>
+      <w:lvlText w:val=""/>
+      <w:lvlJc w:val="left"/>
+      <w:pPr>
+        <w:tabs>
+          <w:tab w:val="left" w:pos="5760"/>
+        </w:tabs>
+        <w:ind w:left="5760" w:hanging="360"/>
+      </w:pPr>
+      <w:rPr>
+        <w:rFonts w:hint="default" w:ascii="Wingdings" w:hAnsi="Wingdings" w:cs="Wingdings"/>
+        <w:sz w:val="20"/>
+      </w:rPr>
+    </w:lvl>
+    <w:lvl w:ilvl="8" w:tentative="0">
+      <w:start w:val="1"/>
+      <w:numFmt w:val="bullet"/>
+      <w:lvlText w:val=""/>
+      <w:lvlJc w:val="left"/>
+      <w:pPr>
+        <w:tabs>
+          <w:tab w:val="left" w:pos="6480"/>
+        </w:tabs>
+        <w:ind w:left="6480" w:hanging="360"/>
+      </w:pPr>
+      <w:rPr>
+        <w:rFonts w:hint="default" w:ascii="Wingdings" w:hAnsi="Wingdings" w:cs="Wingdings"/>
+        <w:sz w:val="20"/>
+      </w:rPr>
+    </w:lvl>
+  </w:abstractNum>
+  <w:abstractNum w:abstractNumId="1">
+    <w:nsid w:val="16EF689B"/>
+    <w:multiLevelType w:val="multilevel"/>
+    <w:tmpl w:val="16EF689B"/>
+    <w:lvl w:ilvl="0" w:tentative="0">
+      <w:start w:val="1"/>
+      <w:numFmt w:val="bullet"/>
+      <w:lvlText w:val=""/>
+      <w:lvlJc w:val="left"/>
+      <w:pPr>
+        <w:tabs>
+          <w:tab w:val="left" w:pos="720"/>
+        </w:tabs>
+        <w:ind w:left="720" w:hanging="360"/>
+      </w:pPr>
+      <w:rPr>
+        <w:rFonts w:hint="default" w:ascii="Symbol" w:hAnsi="Symbol" w:cs="Symbol"/>
+        <w:sz w:val="20"/>
+      </w:rPr>
+    </w:lvl>
+    <w:lvl w:ilvl="1" w:tentative="0">
+      <w:start w:val="1"/>
+      <w:numFmt w:val="bullet"/>
+      <w:lvlText w:val="o"/>
+      <w:lvlJc w:val="left"/>
+      <w:pPr>
+        <w:tabs>
+          <w:tab w:val="left" w:pos="1440"/>
+        </w:tabs>
+        <w:ind w:left="1440" w:hanging="360"/>
+      </w:pPr>
+      <w:rPr>
+        <w:rFonts w:hint="default" w:ascii="Courier New" w:hAnsi="Courier New" w:cs="Times New Roman"/>
+        <w:sz w:val="20"/>
+      </w:rPr>
+    </w:lvl>
+    <w:lvl w:ilvl="2" w:tentative="0">
+      <w:start w:val="1"/>
+      <w:numFmt w:val="bullet"/>
+      <w:lvlText w:val=""/>
+      <w:lvlJc w:val="left"/>
+      <w:pPr>
+        <w:tabs>
+          <w:tab w:val="left" w:pos="2160"/>
+        </w:tabs>
+        <w:ind w:left="2160" w:hanging="360"/>
+      </w:pPr>
+      <w:rPr>
+        <w:rFonts w:hint="default" w:ascii="Wingdings" w:hAnsi="Wingdings" w:cs="Wingdings"/>
+        <w:sz w:val="20"/>
+      </w:rPr>
+    </w:lvl>
+    <w:lvl w:ilvl="3" w:tentative="0">
+      <w:start w:val="1"/>
+      <w:numFmt w:val="bullet"/>
+      <w:lvlText w:val=""/>
+      <w:lvlJc w:val="left"/>
+      <w:pPr>
+        <w:tabs>
+          <w:tab w:val="left" w:pos="2880"/>
+        </w:tabs>
+        <w:ind w:left="2880" w:hanging="360"/>
+      </w:pPr>
+      <w:rPr>
+        <w:rFonts w:hint="default" w:ascii="Wingdings" w:hAnsi="Wingdings" w:cs="Wingdings"/>
+        <w:sz w:val="20"/>
+      </w:rPr>
+    </w:lvl>
+    <w:lvl w:ilvl="4" w:tentative="0">
+      <w:start w:val="1"/>
+      <w:numFmt w:val="bullet"/>
+      <w:lvlText w:val=""/>
+      <w:lvlJc w:val="left"/>
+      <w:pPr>
+        <w:tabs>
+          <w:tab w:val="left" w:pos="3600"/>
+        </w:tabs>
+        <w:ind w:left="3600" w:hanging="360"/>
+      </w:pPr>
+      <w:rPr>
+        <w:rFonts w:hint="default" w:ascii="Wingdings" w:hAnsi="Wingdings" w:cs="Wingdings"/>
+        <w:sz w:val="20"/>
+      </w:rPr>
+    </w:lvl>
+    <w:lvl w:ilvl="5" w:tentative="0">
+      <w:start w:val="1"/>
+      <w:numFmt w:val="bullet"/>
+      <w:lvlText w:val=""/>
+      <w:lvlJc w:val="left"/>
+      <w:pPr>
+        <w:tabs>
+          <w:tab w:val="left" w:pos="4320"/>
+        </w:tabs>
+        <w:ind w:left="4320" w:hanging="360"/>
+      </w:pPr>
+      <w:rPr>
+        <w:rFonts w:hint="default" w:ascii="Wingdings" w:hAnsi="Wingdings" w:cs="Wingdings"/>
+        <w:sz w:val="20"/>
+      </w:rPr>
+    </w:lvl>
+    <w:lvl w:ilvl="6" w:tentative="0">
+      <w:start w:val="1"/>
+      <w:numFmt w:val="bullet"/>
+      <w:lvlText w:val=""/>
+      <w:lvlJc w:val="left"/>
+      <w:pPr>
+        <w:tabs>
+          <w:tab w:val="left" w:pos="5040"/>
+        </w:tabs>
+        <w:ind w:left="5040" w:hanging="360"/>
+      </w:pPr>
+      <w:rPr>
+        <w:rFonts w:hint="default" w:ascii="Wingdings" w:hAnsi="Wingdings" w:cs="Wingdings"/>
+        <w:sz w:val="20"/>
+      </w:rPr>
+    </w:lvl>
+    <w:lvl w:ilvl="7" w:tentative="0">
+      <w:start w:val="1"/>
+      <w:numFmt w:val="bullet"/>
+      <w:lvlText w:val=""/>
+      <w:lvlJc w:val="left"/>
+      <w:pPr>
+        <w:tabs>
+          <w:tab w:val="left" w:pos="5760"/>
+        </w:tabs>
+        <w:ind w:left="5760" w:hanging="360"/>
+      </w:pPr>
+      <w:rPr>
+        <w:rFonts w:hint="default" w:ascii="Wingdings" w:hAnsi="Wingdings" w:cs="Wingdings"/>
+        <w:sz w:val="20"/>
+      </w:rPr>
+    </w:lvl>
+    <w:lvl w:ilvl="8" w:tentative="0">
+      <w:start w:val="1"/>
+      <w:numFmt w:val="bullet"/>
+      <w:lvlText w:val=""/>
+      <w:lvlJc w:val="left"/>
+      <w:pPr>
+        <w:tabs>
+          <w:tab w:val="left" w:pos="6480"/>
+        </w:tabs>
+        <w:ind w:left="6480" w:hanging="360"/>
+      </w:pPr>
+      <w:rPr>
+        <w:rFonts w:hint="default" w:ascii="Wingdings" w:hAnsi="Wingdings" w:cs="Wingdings"/>
+        <w:sz w:val="20"/>
+      </w:rPr>
+    </w:lvl>
+  </w:abstractNum>
+  <w:abstractNum w:abstractNumId="2">
     <w:nsid w:val="1FA53192"/>
     <w:multiLevelType w:val="multilevel"/>
     <w:tmpl w:val="1FA53192"/>
@@ -1133,7 +2051,7 @@
       </w:pPr>
     </w:lvl>
   </w:abstractNum>
-  <w:abstractNum w:abstractNumId="1">
+  <w:abstractNum w:abstractNumId="3">
     <w:nsid w:val="529E3D4A"/>
     <w:multiLevelType w:val="multilevel"/>
     <w:tmpl w:val="529E3D4A"/>
@@ -1246,7 +2164,7 @@
       </w:rPr>
     </w:lvl>
   </w:abstractNum>
-  <w:abstractNum w:abstractNumId="2">
+  <w:abstractNum w:abstractNumId="4">
     <w:nsid w:val="72CC7B59"/>
     <w:multiLevelType w:val="singleLevel"/>
     <w:tmpl w:val="72CC7B59"/>
@@ -1267,13 +2185,19 @@
     </w:lvl>
   </w:abstractNum>
   <w:num w:numId="1">
+    <w:abstractNumId w:val="2"/>
+  </w:num>
+  <w:num w:numId="2">
+    <w:abstractNumId w:val="3"/>
+  </w:num>
+  <w:num w:numId="3">
+    <w:abstractNumId w:val="4"/>
+  </w:num>
+  <w:num w:numId="4">
     <w:abstractNumId w:val="0"/>
   </w:num>
-  <w:num w:numId="2">
+  <w:num w:numId="5">
     <w:abstractNumId w:val="1"/>
-  </w:num>
-  <w:num w:numId="3">
-    <w:abstractNumId w:val="2"/>
   </w:num>
 </w:numbering>
 </file>
@@ -1283,7 +2207,7 @@
   <w:docDefaults>
     <w:rPrDefault>
       <w:rPr>
-        <w:rFonts w:asciiTheme="minorHAnsi" w:hAnsiTheme="minorHAnsi" w:eastAsiaTheme="minorHAnsi" w:cstheme="minorBidi"/>
+        <w:rFonts w:ascii="Calibri" w:hAnsi="Calibri" w:eastAsia="Calibri" w:cs="Calibri"/>
       </w:rPr>
     </w:rPrDefault>
     <w:pPrDefault/>
@@ -1354,7 +2278,7 @@
     <w:lsdException w:qFormat="1" w:unhideWhenUsed="0" w:uiPriority="10" w:semiHidden="0" w:name="Title"/>
     <w:lsdException w:uiPriority="99" w:name="Closing"/>
     <w:lsdException w:uiPriority="99" w:name="Signature"/>
-    <w:lsdException w:uiPriority="1" w:semiHidden="0" w:name="Default Paragraph Font"/>
+    <w:lsdException w:qFormat="1" w:uiPriority="1" w:semiHidden="0" w:name="Default Paragraph Font"/>
     <w:lsdException w:uiPriority="99" w:name="Body Text"/>
     <w:lsdException w:uiPriority="99" w:name="Body Text Indent"/>
     <w:lsdException w:uiPriority="99" w:name="List Continue"/>
@@ -1782,6 +2706,7 @@
   <w:style w:type="character" w:default="1" w:styleId="11">
     <w:name w:val="Default Paragraph Font"/>
     <w:unhideWhenUsed/>
+    <w:qFormat/>
     <w:uiPriority w:val="1"/>
   </w:style>
   <w:style w:type="table" w:default="1" w:styleId="12">
@@ -1790,6 +2715,21 @@
     <w:unhideWhenUsed/>
     <w:qFormat/>
     <w:uiPriority w:val="99"/>
+    <w:pPr>
+      <w:keepNext w:val="0"/>
+      <w:keepLines w:val="0"/>
+      <w:widowControl/>
+      <w:suppressLineNumbers w:val="0"/>
+      <w:spacing w:before="0" w:beforeAutospacing="0" w:after="160" w:afterAutospacing="0" w:line="276" w:lineRule="auto"/>
+      <w:ind w:left="0" w:right="0"/>
+    </w:pPr>
+    <w:rPr>
+      <w:rFonts w:hint="eastAsia" w:ascii="Calibri" w:hAnsi="Calibri" w:cs="Times New Roman"/>
+      <w:kern w:val="2"/>
+      <w:sz w:val="24"/>
+      <w:szCs w:val="24"/>
+      <w:lang w:eastAsia="en-US"/>
+    </w:rPr>
     <w:tblPr>
       <w:tblCellMar>
         <w:top w:w="0" w:type="dxa"/>
@@ -1859,6 +2799,7 @@
     <w:basedOn w:val="11"/>
     <w:link w:val="3"/>
     <w:semiHidden/>
+    <w:qFormat/>
     <w:uiPriority w:val="9"/>
     <w:rPr>
       <w:rFonts w:asciiTheme="majorHAnsi" w:hAnsiTheme="majorHAnsi" w:eastAsiaTheme="majorEastAsia" w:cstheme="majorBidi"/>
@@ -1886,6 +2827,7 @@
     <w:basedOn w:val="11"/>
     <w:link w:val="5"/>
     <w:semiHidden/>
+    <w:qFormat/>
     <w:uiPriority w:val="9"/>
     <w:rPr>
       <w:rFonts w:eastAsiaTheme="majorEastAsia" w:cstheme="majorBidi"/>
@@ -1899,6 +2841,7 @@
     <w:basedOn w:val="11"/>
     <w:link w:val="6"/>
     <w:semiHidden/>
+    <w:qFormat/>
     <w:uiPriority w:val="9"/>
     <w:rPr>
       <w:rFonts w:eastAsiaTheme="majorEastAsia" w:cstheme="majorBidi"/>
@@ -1910,6 +2853,7 @@
     <w:basedOn w:val="11"/>
     <w:link w:val="7"/>
     <w:semiHidden/>
+    <w:qFormat/>
     <w:uiPriority w:val="9"/>
     <w:rPr>
       <w:rFonts w:eastAsiaTheme="majorEastAsia" w:cstheme="majorBidi"/>
@@ -1931,6 +2875,7 @@
     <w:basedOn w:val="11"/>
     <w:link w:val="8"/>
     <w:semiHidden/>
+    <w:qFormat/>
     <w:uiPriority w:val="9"/>
     <w:rPr>
       <w:rFonts w:eastAsiaTheme="majorEastAsia" w:cstheme="majorBidi"/>
@@ -1972,6 +2917,7 @@
     <w:basedOn w:val="11"/>
     <w:link w:val="10"/>
     <w:semiHidden/>
+    <w:qFormat/>
     <w:uiPriority w:val="9"/>
     <w:rPr>
       <w:rFonts w:eastAsiaTheme="majorEastAsia" w:cstheme="majorBidi"/>
@@ -1990,6 +2936,7 @@
     <w:name w:val="Title Char"/>
     <w:basedOn w:val="11"/>
     <w:link w:val="14"/>
+    <w:qFormat/>
     <w:uiPriority w:val="10"/>
     <w:rPr>
       <w:rFonts w:asciiTheme="majorHAnsi" w:hAnsiTheme="majorHAnsi" w:eastAsiaTheme="majorEastAsia" w:cstheme="majorBidi"/>
@@ -2003,6 +2950,7 @@
     <w:name w:val="Subtitle Char"/>
     <w:basedOn w:val="11"/>
     <w:link w:val="13"/>
+    <w:qFormat/>
     <w:uiPriority w:val="11"/>
     <w:rPr>
       <w:rFonts w:eastAsiaTheme="majorEastAsia" w:cstheme="majorBidi"/>
@@ -2049,6 +2997,7 @@
     <w:name w:val="Quote Char"/>
     <w:basedOn w:val="11"/>
     <w:link w:val="26"/>
+    <w:qFormat/>
     <w:uiPriority w:val="29"/>
     <w:rPr>
       <w:i/>
@@ -2111,6 +3060,7 @@
     <w:name w:val="Intense Quote Char"/>
     <w:basedOn w:val="11"/>
     <w:link w:val="30"/>
+    <w:qFormat/>
     <w:uiPriority w:val="30"/>
     <w:rPr>
       <w:i/>
